--- a/descargas/bachillerato/word/PRESENTE_bachillerato_s2_miercoles-9-dic.docx
+++ b/descargas/bachillerato/word/PRESENTE_bachillerato_s2_miercoles-9-dic.docx
@@ -86,7 +86,7 @@
       </w:pPr>
       <w:r>
         <w:rPr/>
-        <w:t xml:space="preserve">«Hace poco fue el Black Friday y seguimos pedidos en el móvil: confirmado, en preparación, en reparto. El Adviento también es un seguimiento: Dios está en camino. ¿Y nosotros?». Se forra la caja con la plantilla 2 y se cierra con su tapa.</w:t>
+        <w:t xml:space="preserve">«Hace poco fue el Black Friday y seguimos pedidos en el móvil: confirmado, en preparación, en reparto. El Adviento también es un seguimiento: Dios está en camino. ¿Y nosotros?». Se cierra la caja: en el Modelo A se forra con la plantilla 2 y se pone la tapa; en el Modelo B se levantan las paredes y se encaja la tapa.</w:t>
       </w:r>
     </w:p>
     <w:p>
